--- a/Project_Report_Real_Time_Object_Detection.docx
+++ b/Project_Report_Real_Time_Object_Detection.docx
@@ -3112,7 +3112,7 @@
           <w:szCs w:val="24"/>
           <w:u w:val="single"/>
         </w:rPr>
-        <w:t xml:space="preserve">[TO BE ADDED – repository will be pushed and linked here]</w:t>
+        <w:t xml:space="preserve">https://github.com/Mohammed-Ateeb/real-time-object-detection</w:t>
       </w:r>
     </w:p>
     <w:p>

--- a/Project_Report_Real_Time_Object_Detection.docx
+++ b/Project_Report_Real_Time_Object_Detection.docx
@@ -273,7 +273,7 @@
           <w:sz w:val="24"/>
           <w:szCs w:val="24"/>
         </w:rPr>
-        <w:t xml:space="preserve">Academic Year 2025-2026</w:t>
+        <w:t xml:space="preserve">Academic Year 2026-2027</w:t>
       </w:r>
     </w:p>
     <w:p>
